--- a/Document/오지원/작업일지/오지원_작업일지_84주차.docx
+++ b/Document/오지원/작업일지/오지원_작업일지_84주차.docx
@@ -48,14 +48,7 @@
                 <w:rtl w:val="0"/>
                 <w:lang w:val="ko-KR" w:bidi="ko-KR" w:eastAsia="ko-KR"/>
               </w:rPr>
-              <w:t>8</w:t>
-            </w:r>
-            <w:r>
-              <w:rPr>
-                <w:rtl w:val="0"/>
-                <w:lang w:val="ko-KR" w:bidi="ko-KR" w:eastAsia="ko-KR"/>
-              </w:rPr>
-              <w:t>4</w:t>
+              <w:t>84</w:t>
             </w:r>
             <w:r>
               <w:rPr>
@@ -129,7 +122,14 @@
                 <w:rtl w:val="0"/>
                 <w:lang w:val="ko-KR" w:bidi="ko-KR" w:eastAsia="ko-KR"/>
               </w:rPr>
-              <w:t>04.2</w:t>
+              <w:t>04.29</w:t>
+            </w:r>
+            <w:r>
+              <w:rPr>
+                <w:sz w:val="18"/>
+                <w:szCs w:val="18"/>
+              </w:rPr>
+              <w:t>~202</w:t>
             </w:r>
             <w:r>
               <w:rPr>
@@ -138,14 +138,14 @@
                 <w:rtl w:val="0"/>
                 <w:lang w:val="ko-KR" w:bidi="ko-KR" w:eastAsia="ko-KR"/>
               </w:rPr>
-              <w:t>9</w:t>
+              <w:t>5</w:t>
             </w:r>
             <w:r>
               <w:rPr>
                 <w:sz w:val="18"/>
                 <w:szCs w:val="18"/>
               </w:rPr>
-              <w:t>~202</w:t>
+              <w:t>.</w:t>
             </w:r>
             <w:r>
               <w:rPr>
@@ -154,50 +154,7 @@
                 <w:rtl w:val="0"/>
                 <w:lang w:val="ko-KR" w:bidi="ko-KR" w:eastAsia="ko-KR"/>
               </w:rPr>
-              <w:t>5</w:t>
-            </w:r>
-            <w:r>
-              <w:rPr>
-                <w:sz w:val="18"/>
-                <w:szCs w:val="18"/>
-              </w:rPr>
-              <w:t>.</w:t>
-            </w:r>
-            <w:r>
-              <w:rPr>
-                <w:sz w:val="18"/>
-                <w:szCs w:val="18"/>
-                <w:rtl w:val="0"/>
-                <w:lang w:val="ko-KR" w:bidi="ko-KR" w:eastAsia="ko-KR"/>
-              </w:rPr>
-              <w:t>0</w:t>
-            </w:r>
-            <w:r>
-              <w:rPr>
-                <w:sz w:val="18"/>
-                <w:szCs w:val="18"/>
-                <w:rtl w:val="0"/>
-                <w:lang w:val="ko-KR" w:bidi="ko-KR" w:eastAsia="ko-KR"/>
-              </w:rPr>
-              <w:t>5</w:t>
-            </w:r>
-            <w:r>
-              <w:rPr>
-                <w:sz w:val="18"/>
-                <w:szCs w:val="18"/>
-                <w:rtl w:val="0"/>
-                <w:lang w:val="ko-KR" w:bidi="ko-KR" w:eastAsia="ko-KR"/>
-              </w:rPr>
-              <w:t>.</w:t>
-            </w:r>
-            <w:r>
-              <w:rPr>
-                <w:sz w:val="18"/>
-                <w:szCs w:val="18"/>
-                <w:rtl w:val="0"/>
-                <w:lang w:val="ko-KR" w:bidi="ko-KR" w:eastAsia="ko-KR"/>
-              </w:rPr>
-              <w:t>05</w:t>
+              <w:t>05.05</w:t>
             </w:r>
           </w:p>
         </w:tc>
@@ -289,7 +246,7 @@
                 <w:rtl w:val="0"/>
                 <w:lang w:val="ko-KR" w:bidi="ko-KR" w:eastAsia="ko-KR"/>
               </w:rPr>
-              <w:t>콜리</w:t>
+              <w:t>콜리전</w:t>
             </w:r>
             <w:r>
               <w:rPr>
@@ -297,7 +254,7 @@
                 <w:rtl w:val="0"/>
                 <w:lang w:val="ko-KR" w:bidi="ko-KR" w:eastAsia="ko-KR"/>
               </w:rPr>
-              <w:t>전</w:t>
+              <w:t xml:space="preserve"> </w:t>
             </w:r>
             <w:r>
               <w:rPr>
@@ -305,6 +262,14 @@
                 <w:rtl w:val="0"/>
                 <w:lang w:val="ko-KR" w:bidi="ko-KR" w:eastAsia="ko-KR"/>
               </w:rPr>
+              <w:t>수정</w:t>
+            </w:r>
+            <w:r>
+              <w:rPr>
+                <w:rFonts w:ascii="맑은 고딕" w:hAnsi="맑은 고딕" w:eastAsia="맑은 고딕"/>
+                <w:rtl w:val="0"/>
+                <w:lang w:val="ko-KR" w:bidi="ko-KR" w:eastAsia="ko-KR"/>
+              </w:rPr>
               <w:t xml:space="preserve"> </w:t>
             </w:r>
             <w:r>
@@ -313,7 +278,7 @@
                 <w:rtl w:val="0"/>
                 <w:lang w:val="ko-KR" w:bidi="ko-KR" w:eastAsia="ko-KR"/>
               </w:rPr>
-              <w:t>수</w:t>
+              <w:t>및</w:t>
             </w:r>
             <w:r>
               <w:rPr>
@@ -321,7 +286,7 @@
                 <w:rtl w:val="0"/>
                 <w:lang w:val="ko-KR" w:bidi="ko-KR" w:eastAsia="ko-KR"/>
               </w:rPr>
-              <w:t>정</w:t>
+              <w:t xml:space="preserve"> </w:t>
             </w:r>
             <w:r>
               <w:rPr>
@@ -329,39 +294,7 @@
                 <w:rtl w:val="0"/>
                 <w:lang w:val="ko-KR" w:bidi="ko-KR" w:eastAsia="ko-KR"/>
               </w:rPr>
-              <w:t xml:space="preserve"> </w:t>
-            </w:r>
-            <w:r>
-              <w:rPr>
-                <w:rFonts w:ascii="맑은 고딕" w:hAnsi="맑은 고딕" w:eastAsia="맑은 고딕"/>
-                <w:rtl w:val="0"/>
-                <w:lang w:val="ko-KR" w:bidi="ko-KR" w:eastAsia="ko-KR"/>
-              </w:rPr>
-              <w:t>및</w:t>
-            </w:r>
-            <w:r>
-              <w:rPr>
-                <w:rFonts w:ascii="맑은 고딕" w:hAnsi="맑은 고딕" w:eastAsia="맑은 고딕"/>
-                <w:rtl w:val="0"/>
-                <w:lang w:val="ko-KR" w:bidi="ko-KR" w:eastAsia="ko-KR"/>
-              </w:rPr>
-              <w:t xml:space="preserve"> </w:t>
-            </w:r>
-            <w:r>
-              <w:rPr>
-                <w:rFonts w:ascii="맑은 고딕" w:hAnsi="맑은 고딕" w:eastAsia="맑은 고딕"/>
-                <w:rtl w:val="0"/>
-                <w:lang w:val="ko-KR" w:bidi="ko-KR" w:eastAsia="ko-KR"/>
-              </w:rPr>
-              <w:t>세분</w:t>
-            </w:r>
-            <w:r>
-              <w:rPr>
-                <w:rFonts w:ascii="맑은 고딕" w:hAnsi="맑은 고딕" w:eastAsia="맑은 고딕"/>
-                <w:rtl w:val="0"/>
-                <w:lang w:val="ko-KR" w:bidi="ko-KR" w:eastAsia="ko-KR"/>
-              </w:rPr>
-              <w:t>화</w:t>
+              <w:t>세분화</w:t>
             </w:r>
           </w:p>
         </w:tc>
@@ -386,6 +319,42 @@
         </w:rPr>
         <w:br w:type="textWrapping"/>
       </w:r>
+      <w:r>
+        <w:drawing>
+          <wp:inline xmlns:wp="http://schemas.openxmlformats.org/drawingml/2006/wordprocessingDrawing" distT="0" distB="0" distL="0" distR="0">
+            <wp:extent cx="4204970" cy="3121660"/>
+            <wp:effectExtent l="0" t="0" r="0" b="0"/>
+            <wp:docPr id="1" name="Picture 1"/>
+            <wp:cNvGraphicFramePr>
+              <a:graphicFrameLocks xmlns:a="http://schemas.openxmlformats.org/drawingml/2006/main" noChangeAspect="1"/>
+            </wp:cNvGraphicFramePr>
+            <a:graphic xmlns:a="http://schemas.openxmlformats.org/drawingml/2006/main">
+              <a:graphicData uri="http://schemas.openxmlformats.org/drawingml/2006/picture">
+                <pic:pic xmlns:pic="http://schemas.openxmlformats.org/drawingml/2006/picture">
+                  <pic:nvPicPr>
+                    <pic:cNvPr id="1" name="Picture 1"/>
+                    <pic:cNvPicPr/>
+                  </pic:nvPicPr>
+                  <pic:blipFill dpi="0">
+                    <a:blip xmlns:r="http://schemas.openxmlformats.org/officeDocument/2006/relationships" r:embed="Relimage1"/>
+                    <a:srcRect/>
+                    <a:stretch>
+                      <a:fillRect/>
+                    </a:stretch>
+                  </pic:blipFill>
+                  <pic:spPr>
+                    <a:xfrm>
+                      <a:off x="0" y="0"/>
+                      <a:ext cx="4204970" cy="3121660"/>
+                    </a:xfrm>
+                    <a:prstGeom prst="rect"/>
+                  </pic:spPr>
+                </pic:pic>
+              </a:graphicData>
+            </a:graphic>
+          </wp:inline>
+        </w:drawing>
+      </w:r>
     </w:p>
     <w:p>
       <w:pPr>
@@ -397,6 +366,42 @@
           <w:lang w:val="ko-KR" w:bidi="ko-KR" w:eastAsia="ko-KR"/>
         </w:rPr>
       </w:pPr>
+      <w:r>
+        <w:drawing>
+          <wp:inline xmlns:wp="http://schemas.openxmlformats.org/drawingml/2006/wordprocessingDrawing" distT="0" distB="0" distL="0" distR="0">
+            <wp:extent cx="5731510" cy="2803525"/>
+            <wp:effectExtent l="0" t="0" r="0" b="0"/>
+            <wp:docPr id="2" name="Picture 2"/>
+            <wp:cNvGraphicFramePr>
+              <a:graphicFrameLocks xmlns:a="http://schemas.openxmlformats.org/drawingml/2006/main" noChangeAspect="1"/>
+            </wp:cNvGraphicFramePr>
+            <a:graphic xmlns:a="http://schemas.openxmlformats.org/drawingml/2006/main">
+              <a:graphicData uri="http://schemas.openxmlformats.org/drawingml/2006/picture">
+                <pic:pic xmlns:pic="http://schemas.openxmlformats.org/drawingml/2006/picture">
+                  <pic:nvPicPr>
+                    <pic:cNvPr id="2" name="Picture 2"/>
+                    <pic:cNvPicPr/>
+                  </pic:nvPicPr>
+                  <pic:blipFill dpi="0">
+                    <a:blip xmlns:r="http://schemas.openxmlformats.org/officeDocument/2006/relationships" r:embed="Relimage2"/>
+                    <a:srcRect/>
+                    <a:stretch>
+                      <a:fillRect/>
+                    </a:stretch>
+                  </pic:blipFill>
+                  <pic:spPr>
+                    <a:xfrm>
+                      <a:off x="0" y="0"/>
+                      <a:ext cx="5731510" cy="2803525"/>
+                    </a:xfrm>
+                    <a:prstGeom prst="rect"/>
+                  </pic:spPr>
+                </pic:pic>
+              </a:graphicData>
+            </a:graphic>
+          </wp:inline>
+        </w:drawing>
+      </w:r>
     </w:p>
     <w:p>
       <w:pPr>
@@ -408,6 +413,42 @@
           <w:lang w:val="ko-KR" w:bidi="ko-KR" w:eastAsia="ko-KR"/>
         </w:rPr>
       </w:pPr>
+      <w:r>
+        <w:drawing>
+          <wp:inline xmlns:wp="http://schemas.openxmlformats.org/drawingml/2006/wordprocessingDrawing" distT="0" distB="0" distL="0" distR="0">
+            <wp:extent cx="4455160" cy="5353050"/>
+            <wp:effectExtent l="0" t="0" r="0" b="0"/>
+            <wp:docPr id="3" name="Picture 3"/>
+            <wp:cNvGraphicFramePr>
+              <a:graphicFrameLocks xmlns:a="http://schemas.openxmlformats.org/drawingml/2006/main" noChangeAspect="1"/>
+            </wp:cNvGraphicFramePr>
+            <a:graphic xmlns:a="http://schemas.openxmlformats.org/drawingml/2006/main">
+              <a:graphicData uri="http://schemas.openxmlformats.org/drawingml/2006/picture">
+                <pic:pic xmlns:pic="http://schemas.openxmlformats.org/drawingml/2006/picture">
+                  <pic:nvPicPr>
+                    <pic:cNvPr id="3" name="Picture 3"/>
+                    <pic:cNvPicPr/>
+                  </pic:nvPicPr>
+                  <pic:blipFill dpi="0">
+                    <a:blip xmlns:r="http://schemas.openxmlformats.org/officeDocument/2006/relationships" r:embed="Relimage3"/>
+                    <a:srcRect/>
+                    <a:stretch>
+                      <a:fillRect/>
+                    </a:stretch>
+                  </pic:blipFill>
+                  <pic:spPr>
+                    <a:xfrm>
+                      <a:off x="0" y="0"/>
+                      <a:ext cx="4455160" cy="5353050"/>
+                    </a:xfrm>
+                    <a:prstGeom prst="rect"/>
+                  </pic:spPr>
+                </pic:pic>
+              </a:graphicData>
+            </a:graphic>
+          </wp:inline>
+        </w:drawing>
+      </w:r>
     </w:p>
     <w:p>
       <w:pPr>
@@ -594,17 +635,7 @@
                 <w:rtl w:val="0"/>
                 <w:lang w:val="ko-KR" w:bidi="ko-KR" w:eastAsia="ko-KR"/>
               </w:rPr>
-              <w:t>8</w:t>
-            </w:r>
-            <w:r>
-              <w:rPr>
-                <w:rFonts w:ascii="맑은 고딕" w:hAnsi="맑은 고딕" w:eastAsia="맑은 고딕" w:hint="eastAsia"/>
-                <w:b w:val="1"/>
-                <w:bCs w:val="1"/>
-                <w:rtl w:val="0"/>
-                <w:lang w:val="ko-KR" w:bidi="ko-KR" w:eastAsia="ko-KR"/>
-              </w:rPr>
-              <w:t>5</w:t>
+              <w:t>85</w:t>
             </w:r>
             <w:r>
               <w:rPr>
@@ -649,49 +680,7 @@
                 <w:rtl w:val="0"/>
                 <w:lang w:val="ko-KR" w:bidi="ko-KR" w:eastAsia="ko-KR"/>
               </w:rPr>
-              <w:t>2026.0</w:t>
-            </w:r>
-            <w:r>
-              <w:rPr>
-                <w:rtl w:val="0"/>
-                <w:lang w:val="ko-KR" w:bidi="ko-KR" w:eastAsia="ko-KR"/>
-              </w:rPr>
-              <w:t>5</w:t>
-            </w:r>
-            <w:r>
-              <w:rPr>
-                <w:rtl w:val="0"/>
-                <w:lang w:val="ko-KR" w:bidi="ko-KR" w:eastAsia="ko-KR"/>
-              </w:rPr>
-              <w:t>.</w:t>
-            </w:r>
-            <w:r>
-              <w:rPr>
-                <w:rtl w:val="0"/>
-                <w:lang w:val="ko-KR" w:bidi="ko-KR" w:eastAsia="ko-KR"/>
-              </w:rPr>
-              <w:t>0</w:t>
-            </w:r>
-            <w:r>
-              <w:rPr>
-                <w:rtl w:val="0"/>
-                <w:lang w:val="ko-KR" w:bidi="ko-KR" w:eastAsia="ko-KR"/>
-              </w:rPr>
-              <w:t>6</w:t>
-            </w:r>
-            <w:r>
-              <w:rPr>
-                <w:rtl w:val="0"/>
-                <w:lang w:val="ko-KR" w:bidi="ko-KR" w:eastAsia="ko-KR"/>
-              </w:rPr>
-              <w:t>~2026.05.0</w:t>
-            </w:r>
-            <w:r>
-              <w:rPr>
-                <w:rtl w:val="0"/>
-                <w:lang w:val="ko-KR" w:bidi="ko-KR" w:eastAsia="ko-KR"/>
-              </w:rPr>
-              <w:t>12</w:t>
+              <w:t>2026.05.06~2026.05.012</w:t>
             </w:r>
           </w:p>
         </w:tc>
